--- a/信息可视化/Output/教案/教案_第1周_数据作为媒介：格式塔感知与 Vibe 范式初探.docx
+++ b/信息可视化/Output/教案/教案_第1周_数据作为媒介：格式塔感知与 Vibe 范式初探.docx
@@ -299,7 +299,7 @@
                 <w:kern w:val="0"/>
                 <w:sz w:val="24"/>
               </w:rPr>
-              <w:t xml:space="preserve">24数字媒体艺术影视班：第 1 周，周五1-5节</w:t>
+              <w:t xml:space="preserve">24数字媒体艺术影视班：第 7 周，周日1-5节</w:t>
             </w:r>
           </w:p>
           <w:p>
@@ -854,7 +854,7 @@
                 <w:kern w:val="0"/>
                 <w:sz w:val="24"/>
               </w:rPr>
-              <w:t xml:space="preserve">必读书目：</w:t>
+              <w:t xml:space="preserve">课前指定阅读教材与章节：</w:t>
             </w:r>
           </w:p>
           <w:p>
@@ -878,7 +878,31 @@
                 <w:kern w:val="0"/>
                 <w:sz w:val="24"/>
               </w:rPr>
-              <w:t xml:space="preserve">郝亚维, 张博文：信息可视化设计[M]. 电子工业出版社, 2023.</w:t>
+              <w:t xml:space="preserve">《信息可视化设计》第一章 信息的设计与视觉传达；第二章 信息可视化设计的发展</w:t>
+            </w:r>
+          </w:p>
+          <w:p>
+            <w:pPr>
+              <w:widowControl/>
+              <w:spacing w:before="40" w:after="40" w:line="400" w:lineRule="exact"/>
+              <w:ind w:leftChars="50" w:left="105" w:rightChars="50" w:right="105" w:firstLineChars="200" w:firstLine="480"/>
+              <w:rPr>
+                <w:rFonts w:ascii="FangSong" w:eastAsia="FangSong" w:hAnsi="FangSong" w:cs="FangSong_GB2312"/>
+                <w:bCs/>
+                <w:color w:val="333333"/>
+                <w:kern w:val="0"/>
+                <w:sz w:val="24"/>
+              </w:rPr>
+            </w:pPr>
+            <w:r>
+              <w:rPr>
+                <w:rFonts w:ascii="FangSong" w:eastAsia="FangSong" w:hAnsi="FangSong" w:cs="FangSong_GB2312" w:hint="eastAsia"/>
+                <w:bCs/>
+                <w:color w:val="333333"/>
+                <w:kern w:val="0"/>
+                <w:sz w:val="24"/>
+              </w:rPr>
+              <w:t xml:space="preserve">Munzner Ch1 什么是可视化，为什么要做？</w:t>
             </w:r>
           </w:p>
         </w:tc>

--- a/信息可视化/Output/教案/教案_第1周_数据作为媒介：格式塔感知与 Vibe 范式初探.docx
+++ b/信息可视化/Output/教案/教案_第1周_数据作为媒介：格式塔感知与 Vibe 范式初探.docx
@@ -36,8 +36,8 @@
       </w:tblPr>
       <w:tblGrid>
         <w:gridCol w:w="1246"/>
-        <w:gridCol w:w="3894"/>
-        <w:gridCol w:w="3810"/>
+        <w:gridCol w:w="1740"/>
+        <w:gridCol w:w="5964"/>
       </w:tblGrid>
       <w:tr>
         <w:trPr>
@@ -66,15 +66,15 @@
               <w:jc w:val="center"/>
               <w:rPr>
                 <w:rFonts w:ascii="FangSong_GB2312" w:eastAsia="FangSong_GB2312" w:hAnsi="FangSong_GB2312" w:cs="FangSong_GB2312"/>
-                <w:color w:val="333333"/>
-                <w:kern w:val="0"/>
-                <w:sz w:val="24"/>
-              </w:rPr>
-            </w:pPr>
-            <w:r>
-              <w:rPr>
-                <w:rFonts w:ascii="FangSong_GB2312" w:eastAsia="FangSong_GB2312" w:hAnsi="FangSong_GB2312" w:cs="FangSong_GB2312" w:hint="eastAsia"/>
-                <w:color w:val="FF0000"/>
+                <w:color w:val="000000"/>
+                <w:kern w:val="0"/>
+                <w:sz w:val="24"/>
+              </w:rPr>
+            </w:pPr>
+            <w:r>
+              <w:rPr>
+                <w:rFonts w:ascii="FangSong_GB2312" w:eastAsia="FangSong_GB2312" w:hAnsi="FangSong_GB2312" w:cs="FangSong_GB2312" w:hint="eastAsia"/>
+                <w:color w:val="000000"/>
                 <w:kern w:val="0"/>
                 <w:sz w:val="24"/>
               </w:rPr>
@@ -106,15 +106,15 @@
               <w:jc w:val="center"/>
               <w:rPr>
                 <w:rFonts w:ascii="FangSong_GB2312" w:eastAsia="FangSong_GB2312" w:hAnsi="FangSong_GB2312" w:cs="FangSong_GB2312"/>
-                <w:color w:val="333333"/>
-                <w:kern w:val="0"/>
-                <w:sz w:val="24"/>
-              </w:rPr>
-            </w:pPr>
-            <w:r>
-              <w:rPr>
-                <w:rFonts w:ascii="FangSong_GB2312" w:eastAsia="FangSong_GB2312" w:hAnsi="FangSong_GB2312" w:cs="FangSong_GB2312" w:hint="eastAsia"/>
-                <w:color w:val="FF0000"/>
+                <w:color w:val="000000"/>
+                <w:kern w:val="0"/>
+                <w:sz w:val="24"/>
+              </w:rPr>
+            </w:pPr>
+            <w:r>
+              <w:rPr>
+                <w:rFonts w:ascii="FangSong_GB2312" w:eastAsia="FangSong_GB2312" w:hAnsi="FangSong_GB2312" w:cs="FangSong_GB2312" w:hint="eastAsia"/>
+                <w:color w:val="000000"/>
                 <w:kern w:val="0"/>
                 <w:sz w:val="24"/>
               </w:rPr>
@@ -150,15 +150,15 @@
               <w:jc w:val="center"/>
               <w:rPr>
                 <w:rFonts w:ascii="FangSong_GB2312" w:eastAsia="FangSong_GB2312" w:hAnsi="FangSong_GB2312" w:cs="FangSong_GB2312"/>
-                <w:color w:val="333333"/>
-                <w:kern w:val="0"/>
-                <w:sz w:val="24"/>
-              </w:rPr>
-            </w:pPr>
-            <w:r>
-              <w:rPr>
-                <w:rFonts w:ascii="FangSong_GB2312" w:eastAsia="FangSong_GB2312" w:hAnsi="FangSong_GB2312" w:cs="FangSong_GB2312" w:hint="eastAsia"/>
-                <w:color w:val="FF0000"/>
+                <w:color w:val="000000"/>
+                <w:kern w:val="0"/>
+                <w:sz w:val="24"/>
+              </w:rPr>
+            </w:pPr>
+            <w:r>
+              <w:rPr>
+                <w:rFonts w:ascii="FangSong_GB2312" w:eastAsia="FangSong_GB2312" w:hAnsi="FangSong_GB2312" w:cs="FangSong_GB2312" w:hint="eastAsia"/>
+                <w:color w:val="000000"/>
                 <w:kern w:val="0"/>
                 <w:sz w:val="24"/>
               </w:rPr>
@@ -190,15 +190,15 @@
               <w:jc w:val="center"/>
               <w:rPr>
                 <w:rFonts w:ascii="FangSong_GB2312" w:eastAsia="FangSong_GB2312" w:hAnsi="FangSong_GB2312" w:cs="FangSong_GB2312"/>
-                <w:color w:val="333333"/>
-                <w:kern w:val="0"/>
-                <w:sz w:val="24"/>
-              </w:rPr>
-            </w:pPr>
-            <w:r>
-              <w:rPr>
-                <w:rFonts w:ascii="FangSong_GB2312" w:eastAsia="FangSong_GB2312" w:hAnsi="FangSong_GB2312" w:cs="FangSong_GB2312" w:hint="eastAsia"/>
-                <w:color w:val="FF0000"/>
+                <w:color w:val="000000"/>
+                <w:kern w:val="0"/>
+                <w:sz w:val="24"/>
+              </w:rPr>
+            </w:pPr>
+            <w:r>
+              <w:rPr>
+                <w:rFonts w:ascii="FangSong_GB2312" w:eastAsia="FangSong_GB2312" w:hAnsi="FangSong_GB2312" w:cs="FangSong_GB2312" w:hint="eastAsia"/>
+                <w:color w:val="000000"/>
                 <w:kern w:val="0"/>
                 <w:sz w:val="24"/>
               </w:rPr>
@@ -1044,7 +1044,7 @@
         </w:tc>
         <w:tc>
           <w:tcPr>
-            <w:tcW w:w="3894" w:type="dxa"/>
+            <w:tcW w:w="1740" w:type="dxa"/>
             <w:tcBorders>
               <w:top w:val="single" w:sz="4" w:space="0" w:color="auto"/>
               <w:left w:val="single" w:sz="4" w:space="0" w:color="auto"/>
@@ -1079,7 +1079,7 @@
         </w:tc>
         <w:tc>
           <w:tcPr>
-            <w:tcW w:w="3810" w:type="dxa"/>
+            <w:tcW w:w="5964" w:type="dxa"/>
             <w:tcBorders>
               <w:top w:val="single" w:sz="4" w:space="0" w:color="auto"/>
               <w:left w:val="single" w:sz="4" w:space="0" w:color="auto"/>
@@ -1139,7 +1139,7 @@
         </w:tc>
         <w:tc>
           <w:tcPr>
-            <w:tcW w:w="3894" w:type="dxa"/>
+            <w:tcW w:w="1740" w:type="dxa"/>
             <w:tcBorders>
               <w:top w:val="single" w:sz="4" w:space="0" w:color="auto"/>
               <w:left w:val="single" w:sz="4" w:space="0" w:color="auto"/>
@@ -1174,7 +1174,7 @@
         </w:tc>
         <w:tc>
           <w:tcPr>
-            <w:tcW w:w="3810" w:type="dxa"/>
+            <w:tcW w:w="5964" w:type="dxa"/>
             <w:tcBorders>
               <w:top w:val="single" w:sz="4" w:space="0" w:color="auto"/>
               <w:left w:val="single" w:sz="4" w:space="0" w:color="auto"/>
@@ -1235,7 +1235,7 @@
         </w:tc>
         <w:tc>
           <w:tcPr>
-            <w:tcW w:w="3894" w:type="dxa"/>
+            <w:tcW w:w="1740" w:type="dxa"/>
             <w:tcBorders>
               <w:top w:val="single" w:sz="4" w:space="0" w:color="auto"/>
               <w:left w:val="single" w:sz="4" w:space="0" w:color="auto"/>
@@ -1271,7 +1271,7 @@
         </w:tc>
         <w:tc>
           <w:tcPr>
-            <w:tcW w:w="3810" w:type="dxa"/>
+            <w:tcW w:w="5964" w:type="dxa"/>
             <w:tcBorders>
               <w:top w:val="single" w:sz="4" w:space="0" w:color="auto"/>
               <w:left w:val="single" w:sz="4" w:space="0" w:color="auto"/>
@@ -1301,7 +1301,67 @@
                 <w:kern w:val="0"/>
                 <w:sz w:val="24"/>
               </w:rPr>
-              <w:t xml:space="preserve">【教学组织】首节课开篇介绍课程概况与评估方式，以安斯库姆四重奏案例引入可视化的认知价值</w:t>
+              <w:t xml:space="preserve">【教学组织】【课程情境导入】</w:t>
+            </w:r>
+          </w:p>
+          <w:p>
+            <w:pPr>
+              <w:widowControl/>
+              <w:spacing w:line="400" w:lineRule="exact"/>
+              <w:jc w:val="left"/>
+              <w:rPr>
+                <w:rFonts w:ascii="FangSong_GB2312" w:eastAsia="FangSong_GB2312" w:hAnsi="FangSong_GB2312" w:cs="FangSong_GB2312"/>
+                <w:kern w:val="0"/>
+                <w:sz w:val="24"/>
+              </w:rPr>
+            </w:pPr>
+            <w:r>
+              <w:rPr>
+                <w:rFonts w:ascii="FangSong_GB2312" w:eastAsia="FangSong_GB2312" w:hAnsi="FangSong_GB2312" w:cs="FangSong_GB2312" w:hint="eastAsia"/>
+                <w:kern w:val="0"/>
+                <w:sz w:val="24"/>
+              </w:rPr>
+              <w:t xml:space="preserve">1. 首节课开篇介绍课程概况与评估方式，以安斯库姆四重奏案例引入可视化的认知价值</w:t>
+            </w:r>
+          </w:p>
+          <w:p>
+            <w:pPr>
+              <w:widowControl/>
+              <w:spacing w:line="400" w:lineRule="exact"/>
+              <w:jc w:val="left"/>
+              <w:rPr>
+                <w:rFonts w:ascii="FangSong_GB2312" w:eastAsia="FangSong_GB2312" w:hAnsi="FangSong_GB2312" w:cs="FangSong_GB2312"/>
+                <w:kern w:val="0"/>
+                <w:sz w:val="24"/>
+              </w:rPr>
+            </w:pPr>
+            <w:r>
+              <w:rPr>
+                <w:rFonts w:ascii="FangSong_GB2312" w:eastAsia="FangSong_GB2312" w:hAnsi="FangSong_GB2312" w:cs="FangSong_GB2312" w:hint="eastAsia"/>
+                <w:kern w:val="0"/>
+                <w:sz w:val="24"/>
+              </w:rPr>
+              <w:t xml:space="preserve">2. 明确本节课核心聚焦点：可视化有效性的 What/Why/How 三大基石</w:t>
+            </w:r>
+          </w:p>
+          <w:p>
+            <w:pPr>
+              <w:widowControl/>
+              <w:spacing w:line="400" w:lineRule="exact"/>
+              <w:jc w:val="left"/>
+              <w:rPr>
+                <w:rFonts w:ascii="FangSong_GB2312" w:eastAsia="FangSong_GB2312" w:hAnsi="FangSong_GB2312" w:cs="FangSong_GB2312"/>
+                <w:kern w:val="0"/>
+                <w:sz w:val="24"/>
+              </w:rPr>
+            </w:pPr>
+            <w:r>
+              <w:rPr>
+                <w:rFonts w:ascii="FangSong_GB2312" w:eastAsia="FangSong_GB2312" w:hAnsi="FangSong_GB2312" w:cs="FangSong_GB2312" w:hint="eastAsia"/>
+                <w:kern w:val="0"/>
+                <w:sz w:val="24"/>
+              </w:rPr>
+              <w:t xml:space="preserve">3. 激发学生学习动机与探索兴趣。</w:t>
             </w:r>
           </w:p>
           <w:p>
@@ -1392,7 +1452,7 @@
         </w:tc>
         <w:tc>
           <w:tcPr>
-            <w:tcW w:w="3894" w:type="dxa"/>
+            <w:tcW w:w="1740" w:type="dxa"/>
             <w:tcBorders>
               <w:top w:val="single" w:sz="4" w:space="0" w:color="auto"/>
               <w:left w:val="single" w:sz="4" w:space="0" w:color="auto"/>
@@ -1421,13 +1481,21 @@
                 <w:kern w:val="0"/>
                 <w:sz w:val="24"/>
               </w:rPr>
-              <w:t>新课讲授</w:t>
-            </w:r>
-          </w:p>
-        </w:tc>
-        <w:tc>
-          <w:tcPr>
-            <w:tcW w:w="3810" w:type="dxa"/>
+              <w:t>新课</w:t>
+            </w:r>
+            <w:r>
+              <w:rPr>
+                <w:rFonts w:ascii="FangSong_GB2312" w:eastAsia="FangSong_GB2312" w:hAnsi="FangSong_GB2312" w:cs="FangSong_GB2312" w:hint="eastAsia"/>
+                <w:kern w:val="0"/>
+                <w:sz w:val="24"/>
+              </w:rPr>
+              <w:t>演示</w:t>
+            </w:r>
+          </w:p>
+        </w:tc>
+        <w:tc>
+          <w:tcPr>
+            <w:tcW w:w="5964" w:type="dxa"/>
             <w:tcBorders>
               <w:top w:val="single" w:sz="4" w:space="0" w:color="auto"/>
               <w:left w:val="single" w:sz="4" w:space="0" w:color="auto"/>
@@ -1457,7 +1525,87 @@
                 <w:kern w:val="0"/>
                 <w:sz w:val="24"/>
               </w:rPr>
-              <w:t xml:space="preserve">【教学组织】视觉感知与前注意处理原理、格式塔原则的图表映射、Vibe Coding 范式介绍</w:t>
+              <w:t xml:space="preserve">【教学组织】【核心理论与技能解析】</w:t>
+            </w:r>
+          </w:p>
+          <w:p>
+            <w:pPr>
+              <w:widowControl/>
+              <w:spacing w:line="400" w:lineRule="exact"/>
+              <w:jc w:val="left"/>
+              <w:rPr>
+                <w:rFonts w:ascii="FangSong_GB2312" w:eastAsia="FangSong_GB2312" w:hAnsi="FangSong_GB2312" w:cs="FangSong_GB2312"/>
+                <w:kern w:val="0"/>
+                <w:sz w:val="24"/>
+              </w:rPr>
+            </w:pPr>
+            <w:r>
+              <w:rPr>
+                <w:rFonts w:ascii="FangSong_GB2312" w:eastAsia="FangSong_GB2312" w:hAnsi="FangSong_GB2312" w:cs="FangSong_GB2312" w:hint="eastAsia"/>
+                <w:kern w:val="0"/>
+                <w:sz w:val="24"/>
+              </w:rPr>
+              <w:t xml:space="preserve">1. 授课主线：视觉感知与前注意处理原理、格式塔原则的图表映射、Vibe Coding 范式介绍</w:t>
+            </w:r>
+          </w:p>
+          <w:p>
+            <w:pPr>
+              <w:widowControl/>
+              <w:spacing w:line="400" w:lineRule="exact"/>
+              <w:jc w:val="left"/>
+              <w:rPr>
+                <w:rFonts w:ascii="FangSong_GB2312" w:eastAsia="FangSong_GB2312" w:hAnsi="FangSong_GB2312" w:cs="FangSong_GB2312"/>
+                <w:kern w:val="0"/>
+                <w:sz w:val="24"/>
+              </w:rPr>
+            </w:pPr>
+            <w:r>
+              <w:rPr>
+                <w:rFonts w:ascii="FangSong_GB2312" w:eastAsia="FangSong_GB2312" w:hAnsi="FangSong_GB2312" w:cs="FangSong_GB2312" w:hint="eastAsia"/>
+                <w:kern w:val="0"/>
+                <w:sz w:val="24"/>
+              </w:rPr>
+              <w:t xml:space="preserve">2. 知识点拆解：1.1 认知外显：视觉系统、格式塔重构与自然语言建模</w:t>
+            </w:r>
+          </w:p>
+          <w:p>
+            <w:pPr>
+              <w:widowControl/>
+              <w:spacing w:line="400" w:lineRule="exact"/>
+              <w:jc w:val="left"/>
+              <w:rPr>
+                <w:rFonts w:ascii="FangSong_GB2312" w:eastAsia="FangSong_GB2312" w:hAnsi="FangSong_GB2312" w:cs="FangSong_GB2312"/>
+                <w:kern w:val="0"/>
+                <w:sz w:val="24"/>
+              </w:rPr>
+            </w:pPr>
+            <w:r>
+              <w:rPr>
+                <w:rFonts w:ascii="FangSong_GB2312" w:eastAsia="FangSong_GB2312" w:hAnsi="FangSong_GB2312" w:cs="FangSong_GB2312" w:hint="eastAsia"/>
+                <w:kern w:val="0"/>
+                <w:sz w:val="24"/>
+              </w:rPr>
+              <w:t xml:space="preserve">3. 重难点突破：针对“自然语言到视觉元素的映射关系理解”，采用案例剖析策略。</w:t>
+            </w:r>
+          </w:p>
+          <w:p>
+            <w:pPr>
+              <w:widowControl/>
+              <w:spacing w:line="400" w:lineRule="exact"/>
+              <w:jc w:val="left"/>
+              <w:rPr>
+                <w:rFonts w:ascii="FangSong_GB2312" w:eastAsia="FangSong_GB2312" w:hAnsi="FangSong_GB2312" w:cs="FangSong_GB2312"/>
+                <w:kern w:val="0"/>
+                <w:sz w:val="24"/>
+              </w:rPr>
+            </w:pPr>
+            <w:r>
+              <w:rPr>
+                <w:rFonts w:ascii="FangSong_GB2312" w:eastAsia="FangSong_GB2312" w:hAnsi="FangSong_GB2312" w:cs="FangSong_GB2312" w:hint="eastAsia"/>
+                <w:kern w:val="0"/>
+                <w:sz w:val="24"/>
+              </w:rPr>
+              <w:t xml:space="preserve">4. 支撑目标：解释《信息可视化设计》第一、二章中从壁画到大数据的视觉隐喻演变脉络</w:t>
             </w:r>
           </w:p>
           <w:p>
@@ -1577,7 +1725,7 @@
         </w:tc>
         <w:tc>
           <w:tcPr>
-            <w:tcW w:w="3894" w:type="dxa"/>
+            <w:tcW w:w="1740" w:type="dxa"/>
             <w:tcBorders>
               <w:top w:val="single" w:sz="4" w:space="0" w:color="auto"/>
               <w:left w:val="single" w:sz="4" w:space="0" w:color="auto"/>
@@ -1598,7 +1746,7 @@
                 <w:rFonts w:ascii="FangSong_GB2312" w:eastAsia="FangSong_GB2312" w:hAnsi="FangSong_GB2312" w:cs="FangSong_GB2312"/>
                 <w:b/>
                 <w:bCs/>
-                <w:color w:val="FF0000"/>
+                <w:color w:val="000000"/>
                 <w:kern w:val="0"/>
                 <w:sz w:val="24"/>
               </w:rPr>
@@ -1608,7 +1756,7 @@
                 <w:rFonts w:ascii="FangSong_GB2312" w:eastAsia="FangSong_GB2312" w:hAnsi="FangSong_GB2312" w:cs="FangSong_GB2312" w:hint="eastAsia"/>
                 <w:b/>
                 <w:bCs/>
-                <w:color w:val="FF0000"/>
+                <w:color w:val="000000"/>
                 <w:kern w:val="0"/>
                 <w:sz w:val="24"/>
               </w:rPr>
@@ -1618,7 +1766,7 @@
         </w:tc>
         <w:tc>
           <w:tcPr>
-            <w:tcW w:w="3810" w:type="dxa"/>
+            <w:tcW w:w="5964" w:type="dxa"/>
             <w:tcBorders>
               <w:top w:val="single" w:sz="4" w:space="0" w:color="auto"/>
               <w:left w:val="single" w:sz="4" w:space="0" w:color="auto"/>
@@ -1638,17 +1786,19 @@
               <w:jc w:val="left"/>
               <w:rPr>
                 <w:rFonts w:ascii="FangSong_GB2312" w:eastAsia="FangSong_GB2312" w:hAnsi="FangSong_GB2312" w:cs="FangSong_GB2312"/>
-                <w:kern w:val="0"/>
-                <w:sz w:val="24"/>
-              </w:rPr>
-            </w:pPr>
-            <w:r>
-              <w:rPr>
-                <w:rFonts w:ascii="FangSong_GB2312" w:eastAsia="FangSong_GB2312" w:hAnsi="FangSong_GB2312" w:cs="FangSong_GB2312" w:hint="eastAsia"/>
-                <w:kern w:val="0"/>
-                <w:sz w:val="24"/>
-              </w:rPr>
-              <w:t xml:space="preserve">【教学组织】RAWGraphs 零代码数据映射与 AI 自然语言生成 (Vibe Coding) 初步比对实操</w:t>
+                <w:color w:val="000000"/>
+                <w:kern w:val="0"/>
+                <w:sz w:val="24"/>
+              </w:rPr>
+            </w:pPr>
+            <w:r>
+              <w:rPr>
+                <w:rFonts w:ascii="FangSong_GB2312" w:eastAsia="FangSong_GB2312" w:hAnsi="FangSong_GB2312" w:cs="FangSong_GB2312" w:hint="eastAsia"/>
+                <w:color w:val="000000"/>
+                <w:kern w:val="0"/>
+                <w:sz w:val="24"/>
+              </w:rPr>
+              <w:t xml:space="preserve">【教学组织】【课堂实践与操作训练】</w:t>
             </w:r>
           </w:p>
           <w:p>
@@ -1658,17 +1808,19 @@
               <w:jc w:val="left"/>
               <w:rPr>
                 <w:rFonts w:ascii="FangSong_GB2312" w:eastAsia="FangSong_GB2312" w:hAnsi="FangSong_GB2312" w:cs="FangSong_GB2312"/>
-                <w:kern w:val="0"/>
-                <w:sz w:val="24"/>
-              </w:rPr>
-            </w:pPr>
-            <w:r>
-              <w:rPr>
-                <w:rFonts w:ascii="FangSong_GB2312" w:eastAsia="FangSong_GB2312" w:hAnsi="FangSong_GB2312" w:cs="FangSong_GB2312" w:hint="eastAsia"/>
-                <w:kern w:val="0"/>
-                <w:sz w:val="24"/>
-              </w:rPr>
-              <w:t xml:space="preserve">【教学方法】理论讲授、案例演示、工具实操</w:t>
+                <w:color w:val="000000"/>
+                <w:kern w:val="0"/>
+                <w:sz w:val="24"/>
+              </w:rPr>
+            </w:pPr>
+            <w:r>
+              <w:rPr>
+                <w:rFonts w:ascii="FangSong_GB2312" w:eastAsia="FangSong_GB2312" w:hAnsi="FangSong_GB2312" w:cs="FangSong_GB2312" w:hint="eastAsia"/>
+                <w:color w:val="000000"/>
+                <w:kern w:val="0"/>
+                <w:sz w:val="24"/>
+              </w:rPr>
+              <w:t xml:space="preserve">1. 实践任务指导：RAWGraphs 零代码数据映射与 AI 自然语言生成 (Vibe Coding) 初步比对实操</w:t>
             </w:r>
           </w:p>
           <w:p>
@@ -1678,17 +1830,19 @@
               <w:jc w:val="left"/>
               <w:rPr>
                 <w:rFonts w:ascii="FangSong_GB2312" w:eastAsia="FangSong_GB2312" w:hAnsi="FangSong_GB2312" w:cs="FangSong_GB2312"/>
-                <w:kern w:val="0"/>
-                <w:sz w:val="24"/>
-              </w:rPr>
-            </w:pPr>
-            <w:r>
-              <w:rPr>
-                <w:rFonts w:ascii="FangSong_GB2312" w:eastAsia="FangSong_GB2312" w:hAnsi="FangSong_GB2312" w:cs="FangSong_GB2312" w:hint="eastAsia"/>
-                <w:kern w:val="0"/>
-                <w:sz w:val="24"/>
-              </w:rPr>
-              <w:t xml:space="preserve">【时间安排】约75分钟（1.7实践学时）</w:t>
+                <w:color w:val="000000"/>
+                <w:kern w:val="0"/>
+                <w:sz w:val="24"/>
+              </w:rPr>
+            </w:pPr>
+            <w:r>
+              <w:rPr>
+                <w:rFonts w:ascii="FangSong_GB2312" w:eastAsia="FangSong_GB2312" w:hAnsi="FangSong_GB2312" w:cs="FangSong_GB2312" w:hint="eastAsia"/>
+                <w:color w:val="000000"/>
+                <w:kern w:val="0"/>
+                <w:sz w:val="24"/>
+              </w:rPr>
+              <w:t xml:space="preserve">2. 核心任务目标：自行选取一组合法公开数据集，运用 RAWGraphs 进行零代码映射探索，同时尝试撰写结构化 Prompt 驱动 AI 辅助工具生成对照图表。提交这两种范式下的图表产出及完整 Prompt 记录，配合 300 字设计决策说明分析两者优劣。</w:t>
             </w:r>
           </w:p>
           <w:p>
@@ -1698,13 +1852,81 @@
               <w:jc w:val="left"/>
               <w:rPr>
                 <w:rFonts w:ascii="FangSong_GB2312" w:eastAsia="FangSong_GB2312" w:hAnsi="FangSong_GB2312" w:cs="FangSong_GB2312"/>
-                <w:kern w:val="0"/>
-                <w:sz w:val="24"/>
-              </w:rPr>
-            </w:pPr>
-            <w:r>
-              <w:rPr>
-                <w:rFonts w:ascii="FangSong_GB2312" w:eastAsia="FangSong_GB2312" w:hAnsi="FangSong_GB2312" w:cs="FangSong_GB2312" w:hint="eastAsia"/>
+                <w:color w:val="000000"/>
+                <w:kern w:val="0"/>
+                <w:sz w:val="24"/>
+              </w:rPr>
+            </w:pPr>
+            <w:r>
+              <w:rPr>
+                <w:rFonts w:ascii="FangSong_GB2312" w:eastAsia="FangSong_GB2312" w:hAnsi="FangSong_GB2312" w:cs="FangSong_GB2312" w:hint="eastAsia"/>
+                <w:color w:val="000000"/>
+                <w:kern w:val="0"/>
+                <w:sz w:val="24"/>
+              </w:rPr>
+              <w:t xml:space="preserve">3. 教师巡回指导，及时发现并纠正学生实践中的认知偏差。</w:t>
+            </w:r>
+          </w:p>
+          <w:p>
+            <w:pPr>
+              <w:widowControl/>
+              <w:spacing w:line="400" w:lineRule="exact"/>
+              <w:jc w:val="left"/>
+              <w:rPr>
+                <w:rFonts w:ascii="FangSong_GB2312" w:eastAsia="FangSong_GB2312" w:hAnsi="FangSong_GB2312" w:cs="FangSong_GB2312"/>
+                <w:color w:val="000000"/>
+                <w:kern w:val="0"/>
+                <w:sz w:val="24"/>
+              </w:rPr>
+            </w:pPr>
+            <w:r>
+              <w:rPr>
+                <w:rFonts w:ascii="FangSong_GB2312" w:eastAsia="FangSong_GB2312" w:hAnsi="FangSong_GB2312" w:cs="FangSong_GB2312" w:hint="eastAsia"/>
+                <w:color w:val="000000"/>
+                <w:kern w:val="0"/>
+                <w:sz w:val="24"/>
+              </w:rPr>
+              <w:t xml:space="preserve">【教学方法】理论讲授、案例演示、工具实操</w:t>
+            </w:r>
+          </w:p>
+          <w:p>
+            <w:pPr>
+              <w:widowControl/>
+              <w:spacing w:line="400" w:lineRule="exact"/>
+              <w:jc w:val="left"/>
+              <w:rPr>
+                <w:rFonts w:ascii="FangSong_GB2312" w:eastAsia="FangSong_GB2312" w:hAnsi="FangSong_GB2312" w:cs="FangSong_GB2312"/>
+                <w:color w:val="000000"/>
+                <w:kern w:val="0"/>
+                <w:sz w:val="24"/>
+              </w:rPr>
+            </w:pPr>
+            <w:r>
+              <w:rPr>
+                <w:rFonts w:ascii="FangSong_GB2312" w:eastAsia="FangSong_GB2312" w:hAnsi="FangSong_GB2312" w:cs="FangSong_GB2312" w:hint="eastAsia"/>
+                <w:color w:val="000000"/>
+                <w:kern w:val="0"/>
+                <w:sz w:val="24"/>
+              </w:rPr>
+              <w:t xml:space="preserve">【时间安排】约75分钟（1.7实践学时）</w:t>
+            </w:r>
+          </w:p>
+          <w:p>
+            <w:pPr>
+              <w:widowControl/>
+              <w:spacing w:line="400" w:lineRule="exact"/>
+              <w:jc w:val="left"/>
+              <w:rPr>
+                <w:rFonts w:ascii="FangSong_GB2312" w:eastAsia="FangSong_GB2312" w:hAnsi="FangSong_GB2312" w:cs="FangSong_GB2312"/>
+                <w:color w:val="000000"/>
+                <w:kern w:val="0"/>
+                <w:sz w:val="24"/>
+              </w:rPr>
+            </w:pPr>
+            <w:r>
+              <w:rPr>
+                <w:rFonts w:ascii="FangSong_GB2312" w:eastAsia="FangSong_GB2312" w:hAnsi="FangSong_GB2312" w:cs="FangSong_GB2312" w:hint="eastAsia"/>
+                <w:color w:val="000000"/>
                 <w:kern w:val="0"/>
                 <w:sz w:val="24"/>
               </w:rPr>
@@ -1747,7 +1969,7 @@
         </w:tc>
         <w:tc>
           <w:tcPr>
-            <w:tcW w:w="3894" w:type="dxa"/>
+            <w:tcW w:w="1740" w:type="dxa"/>
             <w:tcBorders>
               <w:top w:val="single" w:sz="4" w:space="0" w:color="auto"/>
               <w:left w:val="single" w:sz="4" w:space="0" w:color="auto"/>
@@ -1768,7 +1990,7 @@
                 <w:rFonts w:ascii="FangSong_GB2312" w:eastAsia="FangSong_GB2312" w:hAnsi="FangSong_GB2312" w:cs="FangSong_GB2312"/>
                 <w:b/>
                 <w:bCs/>
-                <w:color w:val="FF0000"/>
+                <w:color w:val="000000"/>
                 <w:kern w:val="0"/>
                 <w:sz w:val="24"/>
               </w:rPr>
@@ -1778,7 +2000,7 @@
                 <w:rFonts w:ascii="FangSong_GB2312" w:eastAsia="FangSong_GB2312" w:hAnsi="FangSong_GB2312" w:cs="FangSong_GB2312" w:hint="eastAsia"/>
                 <w:b/>
                 <w:bCs/>
-                <w:color w:val="FF0000"/>
+                <w:color w:val="000000"/>
                 <w:kern w:val="0"/>
                 <w:sz w:val="24"/>
               </w:rPr>
@@ -1788,7 +2010,7 @@
         </w:tc>
         <w:tc>
           <w:tcPr>
-            <w:tcW w:w="3810" w:type="dxa"/>
+            <w:tcW w:w="5964" w:type="dxa"/>
             <w:tcBorders>
               <w:top w:val="single" w:sz="4" w:space="0" w:color="auto"/>
               <w:left w:val="single" w:sz="4" w:space="0" w:color="auto"/>
@@ -1808,17 +2030,19 @@
               <w:jc w:val="left"/>
               <w:rPr>
                 <w:rFonts w:ascii="FangSong_GB2312" w:eastAsia="FangSong_GB2312" w:hAnsi="FangSong_GB2312" w:cs="FangSong_GB2312"/>
-                <w:kern w:val="0"/>
-                <w:sz w:val="24"/>
-              </w:rPr>
-            </w:pPr>
-            <w:r>
-              <w:rPr>
-                <w:rFonts w:ascii="FangSong_GB2312" w:eastAsia="FangSong_GB2312" w:hAnsi="FangSong_GB2312" w:cs="FangSong_GB2312" w:hint="eastAsia"/>
-                <w:kern w:val="0"/>
-                <w:sz w:val="24"/>
-              </w:rPr>
-              <w:t xml:space="preserve">【教学组织】回顾核心概念：可视化是认知外包而非装饰</w:t>
+                <w:color w:val="000000"/>
+                <w:kern w:val="0"/>
+                <w:sz w:val="24"/>
+              </w:rPr>
+            </w:pPr>
+            <w:r>
+              <w:rPr>
+                <w:rFonts w:ascii="FangSong_GB2312" w:eastAsia="FangSong_GB2312" w:hAnsi="FangSong_GB2312" w:cs="FangSong_GB2312" w:hint="eastAsia"/>
+                <w:color w:val="000000"/>
+                <w:kern w:val="0"/>
+                <w:sz w:val="24"/>
+              </w:rPr>
+              <w:t xml:space="preserve">【教学组织】【知识凝练与教学反思】</w:t>
             </w:r>
           </w:p>
           <w:p>
@@ -1828,17 +2052,19 @@
               <w:jc w:val="left"/>
               <w:rPr>
                 <w:rFonts w:ascii="FangSong_GB2312" w:eastAsia="FangSong_GB2312" w:hAnsi="FangSong_GB2312" w:cs="FangSong_GB2312"/>
-                <w:kern w:val="0"/>
-                <w:sz w:val="24"/>
-              </w:rPr>
-            </w:pPr>
-            <w:r>
-              <w:rPr>
-                <w:rFonts w:ascii="FangSong_GB2312" w:eastAsia="FangSong_GB2312" w:hAnsi="FangSong_GB2312" w:cs="FangSong_GB2312" w:hint="eastAsia"/>
-                <w:kern w:val="0"/>
-                <w:sz w:val="24"/>
-              </w:rPr>
-              <w:t xml:space="preserve">【时间安排】约15分钟（0.3实践学时）</w:t>
+                <w:color w:val="000000"/>
+                <w:kern w:val="0"/>
+                <w:sz w:val="24"/>
+              </w:rPr>
+            </w:pPr>
+            <w:r>
+              <w:rPr>
+                <w:rFonts w:ascii="FangSong_GB2312" w:eastAsia="FangSong_GB2312" w:hAnsi="FangSong_GB2312" w:cs="FangSong_GB2312" w:hint="eastAsia"/>
+                <w:color w:val="000000"/>
+                <w:kern w:val="0"/>
+                <w:sz w:val="24"/>
+              </w:rPr>
+              <w:t xml:space="preserve">1. 归纳梳理：回顾核心概念：可视化是认知外包而非装饰</w:t>
             </w:r>
           </w:p>
           <w:p>
@@ -1848,13 +2074,81 @@
               <w:jc w:val="left"/>
               <w:rPr>
                 <w:rFonts w:ascii="FangSong_GB2312" w:eastAsia="FangSong_GB2312" w:hAnsi="FangSong_GB2312" w:cs="FangSong_GB2312"/>
-                <w:kern w:val="0"/>
-                <w:sz w:val="24"/>
-              </w:rPr>
-            </w:pPr>
-            <w:r>
-              <w:rPr>
-                <w:rFonts w:ascii="FangSong_GB2312" w:eastAsia="FangSong_GB2312" w:hAnsi="FangSong_GB2312" w:cs="FangSong_GB2312" w:hint="eastAsia"/>
+                <w:color w:val="000000"/>
+                <w:kern w:val="0"/>
+                <w:sz w:val="24"/>
+              </w:rPr>
+            </w:pPr>
+            <w:r>
+              <w:rPr>
+                <w:rFonts w:ascii="FangSong_GB2312" w:eastAsia="FangSong_GB2312" w:hAnsi="FangSong_GB2312" w:cs="FangSong_GB2312" w:hint="eastAsia"/>
+                <w:color w:val="000000"/>
+                <w:kern w:val="0"/>
+                <w:sz w:val="24"/>
+              </w:rPr>
+              <w:t xml:space="preserve">2. 强化记忆：系统性总结本节课核心知识点与技能框架。</w:t>
+            </w:r>
+          </w:p>
+          <w:p>
+            <w:pPr>
+              <w:widowControl/>
+              <w:spacing w:line="400" w:lineRule="exact"/>
+              <w:jc w:val="left"/>
+              <w:rPr>
+                <w:rFonts w:ascii="FangSong_GB2312" w:eastAsia="FangSong_GB2312" w:hAnsi="FangSong_GB2312" w:cs="FangSong_GB2312"/>
+                <w:color w:val="000000"/>
+                <w:kern w:val="0"/>
+                <w:sz w:val="24"/>
+              </w:rPr>
+            </w:pPr>
+            <w:r>
+              <w:rPr>
+                <w:rFonts w:ascii="FangSong_GB2312" w:eastAsia="FangSong_GB2312" w:hAnsi="FangSong_GB2312" w:cs="FangSong_GB2312" w:hint="eastAsia"/>
+                <w:color w:val="000000"/>
+                <w:kern w:val="0"/>
+                <w:sz w:val="24"/>
+              </w:rPr>
+              <w:t xml:space="preserve">3. 布置课后延伸思考与预习任务。</w:t>
+            </w:r>
+          </w:p>
+          <w:p>
+            <w:pPr>
+              <w:widowControl/>
+              <w:spacing w:line="400" w:lineRule="exact"/>
+              <w:jc w:val="left"/>
+              <w:rPr>
+                <w:rFonts w:ascii="FangSong_GB2312" w:eastAsia="FangSong_GB2312" w:hAnsi="FangSong_GB2312" w:cs="FangSong_GB2312"/>
+                <w:color w:val="000000"/>
+                <w:kern w:val="0"/>
+                <w:sz w:val="24"/>
+              </w:rPr>
+            </w:pPr>
+            <w:r>
+              <w:rPr>
+                <w:rFonts w:ascii="FangSong_GB2312" w:eastAsia="FangSong_GB2312" w:hAnsi="FangSong_GB2312" w:cs="FangSong_GB2312" w:hint="eastAsia"/>
+                <w:color w:val="000000"/>
+                <w:kern w:val="0"/>
+                <w:sz w:val="24"/>
+              </w:rPr>
+              <w:t xml:space="preserve">【时间安排】约15分钟（0.3实践学时）</w:t>
+            </w:r>
+          </w:p>
+          <w:p>
+            <w:pPr>
+              <w:widowControl/>
+              <w:spacing w:line="400" w:lineRule="exact"/>
+              <w:jc w:val="left"/>
+              <w:rPr>
+                <w:rFonts w:ascii="FangSong_GB2312" w:eastAsia="FangSong_GB2312" w:hAnsi="FangSong_GB2312" w:cs="FangSong_GB2312"/>
+                <w:color w:val="000000"/>
+                <w:kern w:val="0"/>
+                <w:sz w:val="24"/>
+              </w:rPr>
+            </w:pPr>
+            <w:r>
+              <w:rPr>
+                <w:rFonts w:ascii="FangSong_GB2312" w:eastAsia="FangSong_GB2312" w:hAnsi="FangSong_GB2312" w:cs="FangSong_GB2312" w:hint="eastAsia"/>
+                <w:color w:val="000000"/>
                 <w:kern w:val="0"/>
                 <w:sz w:val="24"/>
               </w:rPr>
@@ -1927,15 +2221,15 @@
               <w:rPr>
                 <w:rFonts w:ascii="FangSong_GB2312" w:eastAsia="FangSong_GB2312" w:hAnsi="FangSong_GB2312" w:cs="FangSong_GB2312"/>
                 <w:bCs/>
-                <w:color w:val="333333"/>
-                <w:kern w:val="0"/>
-                <w:sz w:val="24"/>
-              </w:rPr>
-            </w:pPr>
-            <w:r>
-              <w:rPr>
-                <w:rFonts w:ascii="FangSong_GB2312" w:eastAsia="FangSong_GB2312" w:hAnsi="FangSong_GB2312" w:cs="FangSong_GB2312" w:hint="eastAsia"/>
-                <w:color w:val="FF0000"/>
+                <w:color w:val="000000"/>
+                <w:kern w:val="0"/>
+                <w:sz w:val="24"/>
+              </w:rPr>
+            </w:pPr>
+            <w:r>
+              <w:rPr>
+                <w:rFonts w:ascii="FangSong_GB2312" w:eastAsia="FangSong_GB2312" w:hAnsi="FangSong_GB2312" w:cs="FangSong_GB2312" w:hint="eastAsia"/>
+                <w:color w:val="000000"/>
                 <w:kern w:val="0"/>
                 <w:sz w:val="24"/>
               </w:rPr>

--- a/信息可视化/Output/教案/教案_第1周_数据作为媒介：格式塔感知与 Vibe 范式初探.docx
+++ b/信息可视化/Output/教案/教案_第1周_数据作为媒介：格式塔感知与 Vibe 范式初探.docx
@@ -1301,7 +1301,7 @@
                 <w:kern w:val="0"/>
                 <w:sz w:val="24"/>
               </w:rPr>
-              <w:t xml:space="preserve">【教学组织】【课程情境导入】</w:t>
+              <w:t xml:space="preserve">教学组织课程情境导入</w:t>
             </w:r>
           </w:p>
           <w:p>
@@ -1381,7 +1381,7 @@
                 <w:kern w:val="0"/>
                 <w:sz w:val="24"/>
               </w:rPr>
-              <w:t xml:space="preserve">【教学方法】理论讲授、案例演示、工具实操</w:t>
+              <w:t xml:space="preserve">教学方法理论讲授、案例演示、工具实操</w:t>
             </w:r>
           </w:p>
           <w:p>
@@ -1401,7 +1401,7 @@
                 <w:kern w:val="0"/>
                 <w:sz w:val="24"/>
               </w:rPr>
-              <w:t xml:space="preserve">【时间安排】约25分钟（0.6理论学时）</w:t>
+              <w:t xml:space="preserve">时间安排约25分钟（0.6理论学时）</w:t>
             </w:r>
           </w:p>
           <w:p>
@@ -1421,7 +1421,7 @@
                 <w:kern w:val="0"/>
                 <w:sz w:val="24"/>
               </w:rPr>
-              <w:t xml:space="preserve">【课堂思考】</w:t>
+              <w:t xml:space="preserve">课堂思考</w:t>
             </w:r>
           </w:p>
         </w:tc>
@@ -1525,7 +1525,7 @@
                 <w:kern w:val="0"/>
                 <w:sz w:val="24"/>
               </w:rPr>
-              <w:t xml:space="preserve">【教学组织】【核心理论与技能解析】</w:t>
+              <w:t xml:space="preserve">教学组织核心理论与技能解析</w:t>
             </w:r>
           </w:p>
           <w:p>
@@ -1625,7 +1625,7 @@
                 <w:kern w:val="0"/>
                 <w:sz w:val="24"/>
               </w:rPr>
-              <w:t xml:space="preserve">【教学方法】理论讲授、案例演示、工具实操</w:t>
+              <w:t xml:space="preserve">教学方法理论讲授、案例演示、工具实操</w:t>
             </w:r>
           </w:p>
           <w:p>
@@ -1645,7 +1645,7 @@
                 <w:kern w:val="0"/>
                 <w:sz w:val="24"/>
               </w:rPr>
-              <w:t xml:space="preserve">【时间安排】约110分钟（2.4理论学时）</w:t>
+              <w:t xml:space="preserve">时间安排约110分钟（2.4理论学时）</w:t>
             </w:r>
           </w:p>
           <w:p>
@@ -1665,7 +1665,7 @@
                 <w:kern w:val="0"/>
                 <w:sz w:val="24"/>
               </w:rPr>
-              <w:t xml:space="preserve">【课堂思考】</w:t>
+              <w:t xml:space="preserve">课堂思考</w:t>
             </w:r>
           </w:p>
           <w:p>
@@ -1685,7 +1685,7 @@
                 <w:kern w:val="0"/>
                 <w:sz w:val="24"/>
               </w:rPr>
-              <w:t xml:space="preserve">【课程思政融入点】结合中国大数据发展战略，认识数据可视化在国家治理与社会服务中的作用</w:t>
+              <w:t xml:space="preserve">课程思政融入点结合中国大数据发展战略，认识数据可视化在国家治理与社会服务中的作用</w:t>
             </w:r>
           </w:p>
         </w:tc>
@@ -1798,7 +1798,7 @@
                 <w:kern w:val="0"/>
                 <w:sz w:val="24"/>
               </w:rPr>
-              <w:t xml:space="preserve">【教学组织】【课堂实践与操作训练】</w:t>
+              <w:t xml:space="preserve">教学组织课堂实践与操作训练</w:t>
             </w:r>
           </w:p>
           <w:p>
@@ -1886,7 +1886,7 @@
                 <w:kern w:val="0"/>
                 <w:sz w:val="24"/>
               </w:rPr>
-              <w:t xml:space="preserve">【教学方法】理论讲授、案例演示、工具实操</w:t>
+              <w:t xml:space="preserve">教学方法理论讲授、案例演示、工具实操</w:t>
             </w:r>
           </w:p>
           <w:p>
@@ -1908,7 +1908,7 @@
                 <w:kern w:val="0"/>
                 <w:sz w:val="24"/>
               </w:rPr>
-              <w:t xml:space="preserve">【时间安排】约75分钟（1.7实践学时）</w:t>
+              <w:t xml:space="preserve">时间安排约75分钟（1.7实践学时）</w:t>
             </w:r>
           </w:p>
           <w:p>
@@ -1930,7 +1930,7 @@
                 <w:kern w:val="0"/>
                 <w:sz w:val="24"/>
               </w:rPr>
-              <w:t xml:space="preserve">【课堂思考】</w:t>
+              <w:t xml:space="preserve">课堂思考</w:t>
             </w:r>
           </w:p>
         </w:tc>
@@ -2042,7 +2042,7 @@
                 <w:kern w:val="0"/>
                 <w:sz w:val="24"/>
               </w:rPr>
-              <w:t xml:space="preserve">【教学组织】【知识凝练与教学反思】</w:t>
+              <w:t xml:space="preserve">教学组织知识凝练与教学反思</w:t>
             </w:r>
           </w:p>
           <w:p>
@@ -2130,7 +2130,7 @@
                 <w:kern w:val="0"/>
                 <w:sz w:val="24"/>
               </w:rPr>
-              <w:t xml:space="preserve">【时间安排】约15分钟（0.3实践学时）</w:t>
+              <w:t xml:space="preserve">时间安排约15分钟（0.3实践学时）</w:t>
             </w:r>
           </w:p>
           <w:p>
@@ -2152,7 +2152,7 @@
                 <w:kern w:val="0"/>
                 <w:sz w:val="24"/>
               </w:rPr>
-              <w:t xml:space="preserve">【课程回顾与反思】</w:t>
+              <w:t xml:space="preserve">课程回顾与反思</w:t>
             </w:r>
           </w:p>
         </w:tc>
